--- a/guides/ch17-study-guide.docx
+++ b/guides/ch17-study-guide.docx
@@ -434,7 +434,7 @@
     </w:p>
     <w:p>
       <w:r>
-        <w:t>It would be dishonest to close a capstone chapter without naming the framework’s limits. The value stick explains where economic value comes from and how to argue for resources in its language; it does not, by itself, explain everything worth valuing. Some worthwhile work — pure research with no clear near-term application, care for people that produces no measurable retention benefit, art and culture pursued for reasons unrelated to any customer’s willingness to pay — sits partly or entirely outside this chapter’s vocabulary, and forcing every human activity into stick language would itself be a kind of category error, the same error this chapter warned against when discussing nonprofit mission and ethical limits.</w:t>
+        <w:t>It would be dishonest to close a capstone chapter without naming the framework’s limits. The value stick explains where economic value comes from and how to argue for resources in its language; it does not, by itself, explain everything worth valuing. Some worthwhile work — pure research with no clear near-term application, care for people that produces no measurable retention benefit, art and culture pursued for reasons unrelated to any customer’s willingness to pay — sits partly or entirely outside this chapter’s vocabulary, and forcing every human activity into stick language would itself be a kind of category error — the same error this chapter warns against later, when discussing nonprofit mission and ethical limits.</w:t>
       </w:r>
     </w:p>
     <w:p>
@@ -900,7 +900,7 @@
         <w:t xml:space="preserve">Myth: value-based strategy only applies to for-profit companies. </w:t>
       </w:r>
       <w:r>
-        <w:t>Retired by the nonprofit section above: WTP and WTS apply to donor gifts, volunteer time, and mission-driven retention exactly as they apply to customer purchases and employee compensation. The vocabulary changes; the arithmetic of where value comes from does not.</w:t>
+        <w:t>Retired by the nonprofit section later in this chapter: WTP and WTS apply to donor gifts, volunteer time, and mission-driven retention exactly as they apply to customer purchases and employee compensation. The vocabulary changes; the arithmetic of where value comes from does not.</w:t>
       </w:r>
     </w:p>
     <w:p>
@@ -924,7 +924,7 @@
         <w:t xml:space="preserve">Myth: lowering WTS just means paying people less. </w:t>
       </w:r>
       <w:r>
-        <w:t>Retired by the ethics section immediately above: the durable, positive-sum version of every lever makes the other party genuinely better off. A lever pulled through squeeze rather than genuine improvement fails Chapter 16’s ethical test and typically proves unstable the moment alternatives appear.</w:t>
+        <w:t>Retired by the ethics section later in this chapter: the durable, positive-sum version of every lever makes the other party genuinely better off. A lever pulled through squeeze rather than genuine improvement fails Chapter 16’s ethical test and typically proves unstable the moment alternatives appear.</w:t>
       </w:r>
     </w:p>
     <w:p>
@@ -998,7 +998,7 @@
     </w:p>
     <w:p>
       <w:r>
-        <w:t>The founding team ran a stick analysis on their actual customer base rather than their loudest feature requests (the vocal-minority warning from the measurement section above, applied directly): their highest-WTP, highest-retention customers were small teams who valued speed of setup and simplicity above all else, and their WTP for the product dropped, not rose, as complexity increased. The enterprise features, largely requested by a small number of prospective customers who had never actually purchased, were solving a problem the company’s real customer base did not have.</w:t>
+        <w:t>The founding team ran a stick analysis on their actual customer base rather than their loudest feature requests (the vocal-minority warning developed in the measurement section later in this chapter, applied directly): their highest-WTP, highest-retention customers were small teams who valued speed of setup and simplicity above all else, and their WTP for the product dropped, not rose, as complexity increased. The enterprise features, largely requested by a small number of prospective customers who had never actually purchased, were solving a problem the company’s real customer base did not have.</w:t>
       </w:r>
     </w:p>
     <w:p>

--- a/guides/ch17-study-guide.docx
+++ b/guides/ch17-study-guide.docx
@@ -2126,7 +2126,7 @@
         <w:color w:val="5E6B64"/>
         <w:sz w:val="18"/>
       </w:rPr>
-      <w:t xml:space="preserve">BADM 225 Study Guide · Chapter 17  —  Page </w:t>
+      <w:t xml:space="preserve">© 2026 Derek D. Bussan · BADM 225 Study Guide · Chapter 17  —  Page </w:t>
     </w:r>
     <w:r>
       <w:rPr>
